--- a/Supplementary/Annex D - Reproducibility Reference.docx
+++ b/Supplementary/Annex D - Reproducibility Reference.docx
@@ -15,6 +15,76 @@
           <w:bCs/>
         </w:rPr>
         <w:t>Annex D — Reproducibility Reference</w:t>
+      </w:r>
+    </w:p>
+    <w:p>
+      <w:r>
+        <w:rPr>
+          <w:b/>
+          <w:bCs/>
+        </w:rPr>
+        <w:t>Nomenclature note.</w:t>
+      </w:r>
+      <w:r>
+        <w:t xml:space="preserve"> The experimental hardware was originally developed as a laboratory setup comprising an Arduino-based measurement node and two PV channels, denoted as </w:t>
+      </w:r>
+      <w:proofErr w:type="spellStart"/>
+      <w:r>
+        <w:rPr>
+          <w:i/>
+          <w:iCs/>
+        </w:rPr>
+        <w:t>PV_Front</w:t>
+      </w:r>
+      <w:proofErr w:type="spellEnd"/>
+      <w:r>
+        <w:t xml:space="preserve"> and </w:t>
+      </w:r>
+      <w:proofErr w:type="spellStart"/>
+      <w:r>
+        <w:rPr>
+          <w:i/>
+          <w:iCs/>
+        </w:rPr>
+        <w:t>PV_Rear</w:t>
+      </w:r>
+      <w:proofErr w:type="spellEnd"/>
+      <w:r>
+        <w:t xml:space="preserve">. In the experiments reported in this paper, only the </w:t>
+      </w:r>
+      <w:proofErr w:type="spellStart"/>
+      <w:r>
+        <w:rPr>
+          <w:i/>
+          <w:iCs/>
+        </w:rPr>
+        <w:t>PV_Rear</w:t>
+      </w:r>
+      <w:proofErr w:type="spellEnd"/>
+      <w:r>
+        <w:t xml:space="preserve"> channel was retained for the quantitative analysis. For consistency and readability, this channel is denoted simply as </w:t>
+      </w:r>
+      <w:r>
+        <w:rPr>
+          <w:b/>
+          <w:bCs/>
+        </w:rPr>
+        <w:t>PV</w:t>
+      </w:r>
+      <w:r>
+        <w:t xml:space="preserve"> throughout the manuscript. The original </w:t>
+      </w:r>
+      <w:proofErr w:type="spellStart"/>
+      <w:r>
+        <w:rPr>
+          <w:i/>
+          <w:iCs/>
+        </w:rPr>
+        <w:t>PV_Rear</w:t>
+      </w:r>
+      <w:proofErr w:type="spellEnd"/>
+      <w:r>
+        <w:t xml:space="preserve"> naming is preserved in the firmware, raw experimental data, and reproducibility repository to maintain correspondence with the implemented hardware and recorded measurements.</w:t>
       </w:r>
     </w:p>
     <w:p>
@@ -2433,7 +2503,6 @@
   <w:style w:type="character" w:default="1" w:styleId="DefaultParagraphFont">
     <w:name w:val="Default Paragraph Font"/>
     <w:uiPriority w:val="1"/>
-    <w:semiHidden/>
     <w:unhideWhenUsed/>
   </w:style>
   <w:style w:type="table" w:default="1" w:styleId="TableNormal">
